--- a/Evolution/chapters/23 - Evolution and the Strange Loop - Hofstadter.docx
+++ b/Evolution/chapters/23 - Evolution and the Strange Loop - Hofstadter.docx
@@ -14,7 +14,7 @@
     </w:p>
     <w:p>
       <w:pPr>
-        <w:pStyle w:val="Heading1"/>
+        <w:pStyle w:val="ChapterLabel"/>
         <w:ind w:left="0" w:right="0" w:firstLine="0"/>
         <w:jc w:val="center"/>
       </w:pPr>
@@ -34,7 +34,7 @@
     </w:p>
     <w:p>
       <w:pPr>
-        <w:pStyle w:val="Heading1"/>
+        <w:pStyle w:val="Heading2"/>
         <w:ind w:left="0" w:right="0" w:firstLine="0"/>
         <w:jc w:val="center"/>
       </w:pPr>
@@ -108,25 +108,26 @@
       <w:r>
         <w:br/>
         <w:br/>
+        <w:t>In 1970, the psychologist Gordon Gallup put a dab of odorless red dye on the faces of anesthetized chimpanzees, then showed them a mirror.</w:t>
+      </w:r>
+      <w:r>
+        <w:br/>
+        <w:br/>
+        <w:t>The chimps touched the spot on their own faces, not the reflection.</w:t>
+      </w:r>
+      <w:r>
+        <w:br/>
+        <w:br/>
+        <w:t>They knew who they were looking at.</w:t>
+      </w:r>
+      <w:r>
+        <w:br/>
+        <w:br/>
         <w:t>And the mirror is made of neurons, the brain's own tiny signaling cells.</w:t>
       </w:r>
-    </w:p>
-    <w:p>
-      <w:pPr>
-        <w:pStyle w:val="Heading1"/>
-        <w:ind w:left="0" w:right="0" w:firstLine="0"/>
-        <w:jc w:val="center"/>
-      </w:pPr>
       <w:r>
-        <w:t>The Organism That Can Ask “Why?”</w:t>
-      </w:r>
-    </w:p>
-    <w:p>
-      <w:pPr>
-        <w:ind w:left="0" w:right="0" w:firstLine="0"/>
-        <w:jc w:val="center"/>
-      </w:pPr>
-      <w:r>
+        <w:br/>
+        <w:br/>
         <w:t>A bacterium can move toward food.</w:t>
       </w:r>
       <w:r>
@@ -191,7 +192,7 @@
     </w:p>
     <w:p>
       <w:pPr>
-        <w:pStyle w:val="Heading1"/>
+        <w:pStyle w:val="Heading2"/>
         <w:ind w:left="0" w:right="0" w:firstLine="0"/>
         <w:jc w:val="center"/>
       </w:pPr>
@@ -205,7 +206,12 @@
         <w:jc w:val="center"/>
       </w:pPr>
       <w:r>
-        <w:t>Kurt Gödel was a mathematician who proved that some true statements can never be proved using the very system they belong to.</w:t>
+        <w:t>In 1931, a young Austrian mathematician named Kurt Gödel proved that some true statements can never be proved using the very system they belong to.</w:t>
+      </w:r>
+      <w:r>
+        <w:br/>
+        <w:br/>
+        <w:t>His trick was to build a statement that, in effect, says of itself: “This statement cannot be proved.”</w:t>
       </w:r>
       <w:r>
         <w:br/>
@@ -252,23 +258,9 @@
         <w:br/>
         <w:t>But the structural theme is remarkably similar: levels that eventually turn back and point at themselves.</w:t>
       </w:r>
-    </w:p>
-    <w:p>
-      <w:pPr>
-        <w:pStyle w:val="Heading1"/>
-        <w:ind w:left="0" w:right="0" w:firstLine="0"/>
-        <w:jc w:val="center"/>
-      </w:pPr>
       <w:r>
-        <w:t>The Strange Loop Becomes Biological</w:t>
-      </w:r>
-    </w:p>
-    <w:p>
-      <w:pPr>
-        <w:ind w:left="0" w:right="0" w:firstLine="0"/>
-        <w:jc w:val="center"/>
-      </w:pPr>
-      <w:r>
+        <w:br/>
+        <w:br/>
         <w:t>Imagine an animal that learns something new.</w:t>
       </w:r>
       <w:r>
@@ -318,6 +310,29 @@
       <w:r>
         <w:br/>
         <w:br/>
+        <w:t xml:space="preserve">He introduced the idea in his 1979 book </w:t>
+      </w:r>
+      <w:r>
+        <w:rPr>
+          <w:i/>
+        </w:rPr>
+        <w:t>Gödel, Escher, Bach</w:t>
+      </w:r>
+      <w:r>
+        <w:t xml:space="preserve">, which won a Pulitzer Prize, and returned to it in </w:t>
+      </w:r>
+      <w:r>
+        <w:rPr>
+          <w:i/>
+        </w:rPr>
+        <w:t>I Am a Strange Loop</w:t>
+      </w:r>
+      <w:r>
+        <w:t xml:space="preserve"> in 2007.</w:t>
+      </w:r>
+      <w:r>
+        <w:br/>
+        <w:br/>
         <w:t>A strange loop, roughly, is what happens when something folds back and starts describing itself.</w:t>
       </w:r>
       <w:r>
@@ -329,16 +344,109 @@
         <w:br/>
         <w:br/>
         <w:t>Evolution has turned ordinary information processing into self-reference.</w:t>
+      </w:r>
+      <w:r>
+        <w:br/>
+        <w:br/>
+        <w:t>M. C. Escher was a Dutch artist famous for impossible pictures.</w:t>
+      </w:r>
+      <w:r>
+        <w:br/>
+        <w:br/>
+        <w:t xml:space="preserve">In his 1948 drawing </w:t>
+      </w:r>
+      <w:r>
+        <w:rPr>
+          <w:i/>
+        </w:rPr>
+        <w:t>Drawing Hands</w:t>
+      </w:r>
+      <w:r>
+        <w:t>, two hands each sketch the other into existence.</w:t>
+      </w:r>
+      <w:r>
+        <w:br/>
+        <w:br/>
+        <w:t xml:space="preserve">In </w:t>
+      </w:r>
+      <w:r>
+        <w:rPr>
+          <w:i/>
+        </w:rPr>
+        <w:t>Ascending and Descending</w:t>
+      </w:r>
+      <w:r>
+        <w:t>, from 1960, a line of monks climbs a staircase that loops back on itself forever.</w:t>
+      </w:r>
+      <w:r>
+        <w:br/>
+        <w:br/>
+        <w:t>Each part of an Escher staircase looks sensible up close.</w:t>
+      </w:r>
+      <w:r>
+        <w:br/>
+        <w:br/>
+        <w:t>But the whole structure is globally impossible.</w:t>
+      </w:r>
+      <w:r>
+        <w:br/>
+        <w:br/>
+        <w:t>Evolution can produce something similarly surprising, one sensible step at a time.</w:t>
+      </w:r>
+      <w:r>
+        <w:br/>
+        <w:br/>
+        <w:t>Each small evolutionary step is perfectly ordinary.</w:t>
+      </w:r>
+      <w:r>
+        <w:br/>
+        <w:br/>
+        <w:t>A slightly better eye.</w:t>
+      </w:r>
+      <w:r>
+        <w:br/>
+        <w:br/>
+        <w:t>A slightly better memory.</w:t>
+      </w:r>
+      <w:r>
+        <w:br/>
+        <w:br/>
+        <w:t>A slightly better prediction.</w:t>
+      </w:r>
+      <w:r>
+        <w:br/>
+        <w:br/>
+        <w:t>A slightly better social response.</w:t>
+      </w:r>
+      <w:r>
+        <w:br/>
+        <w:br/>
+        <w:t>No single step requires consciousness.</w:t>
+      </w:r>
+      <w:r>
+        <w:br/>
+        <w:br/>
+        <w:t>Stack up enough of those ordinary steps, and the resulting organism can contemplate its own evolutionary history.</w:t>
+      </w:r>
+      <w:r>
+        <w:br/>
+        <w:br/>
+        <w:t>The staircase was built one step at a time.</w:t>
+      </w:r>
+      <w:r>
+        <w:br/>
+        <w:br/>
+        <w:t>Nobody needed to know where it was going.</w:t>
       </w:r>
     </w:p>
     <w:p>
       <w:pPr>
-        <w:pStyle w:val="Heading1"/>
+        <w:pStyle w:val="Heading2"/>
         <w:ind w:left="0" w:right="0" w:firstLine="0"/>
         <w:jc w:val="center"/>
       </w:pPr>
       <w:r>
-        <w:t>The Self Is Not a Tiny Thing Inside Your Head</w:t>
+        <w:t>The Self Is a Pattern, Not a Particle</w:t>
       </w:r>
     </w:p>
     <w:p>
@@ -399,15 +507,91 @@
         <w:br/>
         <w:t>A song is a pattern in the air too, not a single thing you could hold in your hand.</w:t>
       </w:r>
+      <w:r>
+        <w:br/>
+        <w:br/>
+        <w:t>There may be no single moment when the self appears.</w:t>
+      </w:r>
+      <w:r>
+        <w:br/>
+        <w:br/>
+        <w:t>There is no evolutionary generation in which an animal suddenly receives a certificate saying:</w:t>
+      </w:r>
+      <w:r>
+        <w:br/>
+        <w:br/>
+        <w:t>“Congratulations. You now have a self.”</w:t>
+      </w:r>
+      <w:r>
+        <w:br/>
+        <w:br/>
+        <w:t>Instead, there may be layers, each one added on top of the last.</w:t>
+      </w:r>
+      <w:r>
+        <w:br/>
+        <w:br/>
+        <w:t>Body regulation.</w:t>
+      </w:r>
+      <w:r>
+        <w:br/>
+        <w:br/>
+        <w:t>Sensory integration, combining sight, sound, and touch into one picture.</w:t>
+      </w:r>
+      <w:r>
+        <w:br/>
+        <w:br/>
+        <w:t>Memory.</w:t>
+      </w:r>
+      <w:r>
+        <w:br/>
+        <w:br/>
+        <w:t>Prediction.</w:t>
+      </w:r>
+      <w:r>
+        <w:br/>
+        <w:br/>
+        <w:t>Social awareness.</w:t>
+      </w:r>
+      <w:r>
+        <w:br/>
+        <w:br/>
+        <w:t>Self-recognition.</w:t>
+      </w:r>
+      <w:r>
+        <w:br/>
+        <w:br/>
+        <w:t>Language.</w:t>
+      </w:r>
+      <w:r>
+        <w:br/>
+        <w:br/>
+        <w:t>Autobiographical memory, the story you tell yourself about your own life.</w:t>
+      </w:r>
+      <w:r>
+        <w:rPr>
+          <w:b/>
+        </w:rPr>
+        <w:br/>
+        <w:br/>
+        <w:t>Meta-cognition</w:t>
+      </w:r>
+      <w:r>
+        <w:t>, thinking about your own thinking.</w:t>
+      </w:r>
+      <w:r>
+        <w:br/>
+        <w:br/>
+        <w:t>The strange loop could have been assembled piece by piece.</w:t>
+      </w:r>
     </w:p>
     <w:p>
       <w:pPr>
-        <w:pStyle w:val="Heading1"/>
+        <w:pStyle w:val="Heading2"/>
         <w:ind w:left="0" w:right="0" w:firstLine="0"/>
         <w:jc w:val="center"/>
       </w:pPr>
       <w:r>
-        <w:t>Evolution Has a Reason to Build Models</w:t>
+        <w:t>Why Evolution Builds Models</w:t>
       </w:r>
     </w:p>
     <w:p>
@@ -416,11 +600,6 @@
         <w:jc w:val="center"/>
       </w:pPr>
       <w:r>
-        <w:t>A model of the environment is useful.</w:t>
-      </w:r>
-      <w:r>
-        <w:br/>
-        <w:br/>
         <w:t>If you can predict where food will be, you do better.</w:t>
       </w:r>
       <w:r>
@@ -458,39 +637,95 @@
         <w:br/>
         <w:t>It can simply be useful.</w:t>
       </w:r>
-    </w:p>
-    <w:p>
-      <w:pPr>
-        <w:pStyle w:val="Heading1"/>
-        <w:ind w:left="0" w:right="0" w:firstLine="0"/>
-        <w:jc w:val="center"/>
-      </w:pPr>
       <w:r>
-        <w:t>And Then the Model Models the Model</w:t>
+        <w:br/>
+        <w:br/>
+        <w:t>Brains are constantly making predictions.</w:t>
       </w:r>
-    </w:p>
-    <w:p>
-      <w:pPr>
-        <w:ind w:left="0" w:right="0" w:firstLine="0"/>
-        <w:jc w:val="center"/>
-      </w:pPr>
       <w:r>
+        <w:br/>
+        <w:br/>
+        <w:t>Where is the object?</w:t>
+      </w:r>
+      <w:r>
+        <w:br/>
+        <w:br/>
+        <w:t>What happens next?</w:t>
+      </w:r>
+      <w:r>
+        <w:br/>
+        <w:br/>
+        <w:t>What does that sound mean?</w:t>
+      </w:r>
+      <w:r>
+        <w:br/>
+        <w:br/>
+        <w:t>What will this person do?</w:t>
+      </w:r>
+      <w:r>
+        <w:br/>
+        <w:br/>
+        <w:t>What will I feel if I do that?</w:t>
+      </w:r>
+      <w:r>
+        <w:br/>
+        <w:br/>
+        <w:t>Prediction is useful because the world does not generously tell us everything directly.</w:t>
+      </w:r>
+      <w:r>
+        <w:br/>
+        <w:br/>
+        <w:t>The brain builds internal models and keeps updating them.</w:t>
+      </w:r>
+      <w:r>
+        <w:br/>
+        <w:br/>
+        <w:t>That updating is already a kind of internal simulation, a working guess running in the background.</w:t>
+      </w:r>
+      <w:r>
+        <w:br/>
+        <w:br/>
+        <w:t>Add a model of the simulator itself, and you begin approaching the strange loop.</w:t>
+      </w:r>
+      <w:r>
+        <w:br/>
+        <w:br/>
+        <w:t>Self-awareness sounds grand, but some of its ingredients are practical.</w:t>
+      </w:r>
+      <w:r>
+        <w:br/>
+        <w:br/>
+        <w:t>If you know your own habits, you can compensate for them.</w:t>
+      </w:r>
+      <w:r>
+        <w:br/>
+        <w:br/>
+        <w:t>If you recognize that you are tired, you can change your behavior.</w:t>
+      </w:r>
+      <w:r>
+        <w:br/>
+        <w:br/>
+        <w:t>If you know that you tend to panic, you can plan around it.</w:t>
+      </w:r>
+      <w:r>
+        <w:br/>
+        <w:br/>
+        <w:t>A system that can predict its own behavior has a real advantage.</w:t>
+      </w:r>
+      <w:r>
+        <w:br/>
+        <w:br/>
+        <w:t>The strange loop may therefore have very ordinary evolutionary roots.</w:t>
+      </w:r>
+      <w:r>
+        <w:br/>
+        <w:br/>
         <w:t>Here is where things become properly strange.</w:t>
       </w:r>
       <w:r>
         <w:br/>
         <w:br/>
-        <w:t>A brain models the environment.</w:t>
-      </w:r>
-      <w:r>
-        <w:br/>
-        <w:br/>
-        <w:t>It models its own body.</w:t>
-      </w:r>
-      <w:r>
-        <w:br/>
-        <w:br/>
-        <w:t>It models its own behavior.</w:t>
+        <w:t>A brain models the environment, its own body, and its own behavior.</w:t>
       </w:r>
       <w:r>
         <w:br/>
@@ -534,12 +769,12 @@
     </w:p>
     <w:p>
       <w:pPr>
-        <w:pStyle w:val="Heading1"/>
+        <w:pStyle w:val="Heading2"/>
         <w:ind w:left="0" w:right="0" w:firstLine="0"/>
         <w:jc w:val="center"/>
       </w:pPr>
       <w:r>
-        <w:t>The Evolutionary Advantage of Being Predictable to Yourself</w:t>
+        <w:t>Loops Outside the Head</w:t>
       </w:r>
     </w:p>
     <w:p>
@@ -548,56 +783,7 @@
         <w:jc w:val="center"/>
       </w:pPr>
       <w:r>
-        <w:t>Self-awareness sounds grand.</w:t>
-      </w:r>
-      <w:r>
-        <w:br/>
-        <w:br/>
-        <w:t>But some of its ingredients are practical.</w:t>
-      </w:r>
-      <w:r>
-        <w:br/>
-        <w:br/>
-        <w:t>If you know your own habits, you can compensate for them.</w:t>
-      </w:r>
-      <w:r>
-        <w:br/>
-        <w:br/>
-        <w:t>If you recognize that you are tired, you can change your behavior.</w:t>
-      </w:r>
-      <w:r>
-        <w:br/>
-        <w:br/>
-        <w:t>If you know that you tend to panic, you can plan around it.</w:t>
-      </w:r>
-      <w:r>
-        <w:br/>
-        <w:br/>
-        <w:t>A system that can predict its own behavior has a real advantage.</w:t>
-      </w:r>
-      <w:r>
-        <w:br/>
-        <w:br/>
-        <w:t>The strange loop may therefore have very ordinary evolutionary roots.</w:t>
-      </w:r>
-    </w:p>
-    <w:p>
-      <w:pPr>
-        <w:pStyle w:val="Heading1"/>
-        <w:ind w:left="0" w:right="0" w:firstLine="0"/>
-        <w:jc w:val="center"/>
-      </w:pPr>
-      <w:r>
-        <w:t>Metamagical Evolution</w:t>
-      </w:r>
-    </w:p>
-    <w:p>
-      <w:pPr>
-        <w:ind w:left="0" w:right="0" w:firstLine="0"/>
-        <w:jc w:val="center"/>
-      </w:pPr>
-      <w:r>
-        <w:t xml:space="preserve">Hofstadter's book </w:t>
+        <w:t xml:space="preserve">Hofstadter's 1985 book </w:t>
       </w:r>
       <w:r>
         <w:rPr>
@@ -662,550 +848,135 @@
       <w:r>
         <w:t>, a loop where each round changes the conditions for the next one.</w:t>
       </w:r>
+      <w:r>
+        <w:br/>
+        <w:br/>
+        <w:t>A human engineer can design a feedback loop on purpose.</w:t>
+      </w:r>
+      <w:r>
+        <w:br/>
+        <w:br/>
+        <w:t>Evolution cannot.</w:t>
+      </w:r>
+      <w:r>
+        <w:br/>
+        <w:br/>
+        <w:t>It has no foresight.</w:t>
+      </w:r>
+      <w:r>
+        <w:br/>
+        <w:br/>
+        <w:t>It did not know that eyes, language, or a book explaining the whole process would ever appear.</w:t>
+      </w:r>
+      <w:r>
+        <w:br/>
+        <w:br/>
+        <w:t>Natural selection simply preserves variations that happen to reproduce more successfully under particular conditions.</w:t>
+      </w:r>
+      <w:r>
+        <w:br/>
+        <w:br/>
+        <w:t>The complexity comes from repeating that simple rule, over and over, for longer than any lifetime could witness.</w:t>
+      </w:r>
+      <w:r>
+        <w:br/>
+        <w:br/>
+        <w:t>Once organisms begin modifying their own environments, evolution becomes even more interesting.</w:t>
+      </w:r>
+      <w:r>
+        <w:br/>
+        <w:br/>
+        <w:t>Beavers build dams.</w:t>
+      </w:r>
+      <w:r>
+        <w:br/>
+        <w:br/>
+        <w:t>Plants alter soils.</w:t>
+      </w:r>
+      <w:r>
+        <w:br/>
+        <w:br/>
+        <w:t>Microbes change the surrounding chemistry.</w:t>
+      </w:r>
+      <w:r>
+        <w:br/>
+        <w:br/>
+        <w:t>Animals create social structures.</w:t>
+      </w:r>
+      <w:r>
+        <w:br/>
+        <w:br/>
+        <w:t>Humans build entire cities.</w:t>
+      </w:r>
+      <w:r>
+        <w:br/>
+        <w:br/>
+        <w:t>The modified environment then changes which traits are advantageous.</w:t>
+      </w:r>
+      <w:r>
+        <w:br/>
+        <w:br/>
+        <w:t>Evolution has produced organisms that change the very world in which evolution occurs.</w:t>
+      </w:r>
+      <w:r>
+        <w:br/>
+        <w:br/>
+        <w:t>That is another feedback loop.</w:t>
+      </w:r>
+      <w:r>
+        <w:br/>
+        <w:br/>
+        <w:t>Language lets one brain put a representation into another brain.</w:t>
+      </w:r>
+      <w:r>
+        <w:br/>
+        <w:br/>
+        <w:t>You can tell me what you remember.</w:t>
+      </w:r>
+      <w:r>
+        <w:br/>
+        <w:br/>
+        <w:t>I can tell you what I think you remembered.</w:t>
+      </w:r>
+      <w:r>
+        <w:br/>
+        <w:br/>
+        <w:t>You can then respond to my interpretation.</w:t>
+      </w:r>
+      <w:r>
+        <w:br/>
+        <w:br/>
+        <w:t>Now we have a loop running between two self-modeling systems.</w:t>
+      </w:r>
+      <w:r>
+        <w:br/>
+        <w:br/>
+        <w:t>Language makes internal representations portable, able to travel from one head to another.</w:t>
+      </w:r>
+      <w:r>
+        <w:br/>
+        <w:br/>
+        <w:t>That is enormously powerful.</w:t>
+      </w:r>
+      <w:r>
+        <w:br/>
+        <w:br/>
+        <w:t>It also makes the strange loop social.</w:t>
+      </w:r>
+      <w:r>
+        <w:br/>
+        <w:br/>
+        <w:t>The next chapter follows that loop out into language and culture.</w:t>
+      </w:r>
     </w:p>
     <w:p>
       <w:pPr>
-        <w:pStyle w:val="Heading1"/>
+        <w:pStyle w:val="Heading2"/>
         <w:ind w:left="0" w:right="0" w:firstLine="0"/>
         <w:jc w:val="center"/>
       </w:pPr>
       <w:r>
-        <w:t>Evolution Does Not Know What It Is Doing</w:t>
-      </w:r>
-    </w:p>
-    <w:p>
-      <w:pPr>
-        <w:ind w:left="0" w:right="0" w:firstLine="0"/>
-        <w:jc w:val="center"/>
-      </w:pPr>
-      <w:r>
-        <w:t>A human engineer can design a feedback loop on purpose.</w:t>
-      </w:r>
-      <w:r>
-        <w:br/>
-        <w:br/>
-        <w:t>Evolution cannot.</w:t>
-      </w:r>
-      <w:r>
-        <w:br/>
-        <w:br/>
-        <w:t>It has no foresight.</w:t>
-      </w:r>
-      <w:r>
-        <w:br/>
-        <w:br/>
-        <w:t>It does not know that eyes will eventually appear.</w:t>
-      </w:r>
-      <w:r>
-        <w:br/>
-        <w:br/>
-        <w:t>It does not know that language will evolve.</w:t>
-      </w:r>
-      <w:r>
-        <w:br/>
-        <w:br/>
-        <w:t>It does not know that someone will eventually write a book explaining the whole process.</w:t>
-      </w:r>
-      <w:r>
-        <w:br/>
-        <w:br/>
-        <w:t>Natural selection simply preserves variations that happen to reproduce more successfully under particular conditions.</w:t>
-      </w:r>
-      <w:r>
-        <w:br/>
-        <w:br/>
-        <w:t>The complexity comes from repeating that simple rule, over and over.</w:t>
-      </w:r>
-      <w:r>
-        <w:br/>
-        <w:br/>
-        <w:t>And over.</w:t>
-      </w:r>
-      <w:r>
-        <w:br/>
-        <w:br/>
-        <w:t>A very long iteration, longer than any single lifetime could witness.</w:t>
-      </w:r>
-    </w:p>
-    <w:p>
-      <w:pPr>
-        <w:pStyle w:val="Heading1"/>
-        <w:ind w:left="0" w:right="0" w:firstLine="0"/>
-        <w:jc w:val="center"/>
-      </w:pPr>
-      <w:r>
-        <w:t>A Brain Is a Prediction Machine</w:t>
-      </w:r>
-    </w:p>
-    <w:p>
-      <w:pPr>
-        <w:ind w:left="0" w:right="0" w:firstLine="0"/>
-        <w:jc w:val="center"/>
-      </w:pPr>
-      <w:r>
-        <w:t>Brains are constantly making predictions.</w:t>
-      </w:r>
-      <w:r>
-        <w:br/>
-        <w:br/>
-        <w:t>Where is the object?</w:t>
-      </w:r>
-      <w:r>
-        <w:br/>
-        <w:br/>
-        <w:t>What happens next?</w:t>
-      </w:r>
-      <w:r>
-        <w:br/>
-        <w:br/>
-        <w:t>What does that sound mean?</w:t>
-      </w:r>
-      <w:r>
-        <w:br/>
-        <w:br/>
-        <w:t>What will this person do?</w:t>
-      </w:r>
-      <w:r>
-        <w:br/>
-        <w:br/>
-        <w:t>What will I feel if I do that?</w:t>
-      </w:r>
-      <w:r>
-        <w:br/>
-        <w:br/>
-        <w:t>Prediction is useful because the world does not generously tell us everything directly.</w:t>
-      </w:r>
-      <w:r>
-        <w:br/>
-        <w:br/>
-        <w:t>The brain builds internal models and keeps updating them.</w:t>
-      </w:r>
-      <w:r>
-        <w:br/>
-        <w:br/>
-        <w:t>That updating is already a kind of internal simulation, a working guess running in the background.</w:t>
-      </w:r>
-      <w:r>
-        <w:br/>
-        <w:br/>
-        <w:t>Add a model of the simulator itself, and you begin approaching the strange loop.</w:t>
-      </w:r>
-    </w:p>
-    <w:p>
-      <w:pPr>
-        <w:pStyle w:val="Heading1"/>
-        <w:ind w:left="0" w:right="0" w:firstLine="0"/>
-        <w:jc w:val="center"/>
-      </w:pPr>
-      <w:r>
-        <w:t>What Does Escher Have to Do With Evolution?</w:t>
-      </w:r>
-    </w:p>
-    <w:p>
-      <w:pPr>
-        <w:ind w:left="0" w:right="0" w:firstLine="0"/>
-        <w:jc w:val="center"/>
-      </w:pPr>
-      <w:r>
-        <w:t>M.C. Escher was an artist famous for drawings of staircases that climb forever and somehow loop back on themselves.</w:t>
-      </w:r>
-      <w:r>
-        <w:br/>
-        <w:br/>
-        <w:t>Each part of an Escher staircase looks locally sensible.</w:t>
-      </w:r>
-      <w:r>
-        <w:br/>
-        <w:br/>
-        <w:t>But the whole structure is globally impossible.</w:t>
-      </w:r>
-      <w:r>
-        <w:br/>
-        <w:br/>
-        <w:t>Evolution can produce something similarly surprising, one sensible step at a time.</w:t>
-      </w:r>
-      <w:r>
-        <w:br/>
-        <w:br/>
-        <w:t>Each small evolutionary step is perfectly ordinary.</w:t>
-      </w:r>
-      <w:r>
-        <w:br/>
-        <w:br/>
-        <w:t>A slightly better eye.</w:t>
-      </w:r>
-      <w:r>
-        <w:br/>
-        <w:br/>
-        <w:t>A slightly better memory.</w:t>
-      </w:r>
-      <w:r>
-        <w:br/>
-        <w:br/>
-        <w:t>A slightly better prediction.</w:t>
-      </w:r>
-      <w:r>
-        <w:br/>
-        <w:br/>
-        <w:t>A slightly better social response.</w:t>
-      </w:r>
-      <w:r>
-        <w:br/>
-        <w:br/>
-        <w:t>No single step requires consciousness.</w:t>
-      </w:r>
-      <w:r>
-        <w:br/>
-        <w:br/>
-        <w:t>Stack up enough of those ordinary steps, more than any person could count in a lifetime.</w:t>
-      </w:r>
-      <w:r>
-        <w:br/>
-        <w:br/>
-        <w:t>The resulting organism can contemplate its own evolutionary history.</w:t>
-      </w:r>
-      <w:r>
-        <w:br/>
-        <w:br/>
-        <w:t>The staircase was built one step at a time.</w:t>
-      </w:r>
-      <w:r>
-        <w:br/>
-        <w:br/>
-        <w:t>Nobody needed to know where it was going.</w:t>
-      </w:r>
-    </w:p>
-    <w:p>
-      <w:pPr>
-        <w:pStyle w:val="Heading1"/>
-        <w:ind w:left="0" w:right="0" w:firstLine="0"/>
-        <w:jc w:val="center"/>
-      </w:pPr>
-      <w:r>
-        <w:t>The Organism Becomes Its Own Environment</w:t>
-      </w:r>
-    </w:p>
-    <w:p>
-      <w:pPr>
-        <w:ind w:left="0" w:right="0" w:firstLine="0"/>
-        <w:jc w:val="center"/>
-      </w:pPr>
-      <w:r>
-        <w:t>Once organisms begin modifying their own environments, evolution becomes even more interesting.</w:t>
-      </w:r>
-      <w:r>
-        <w:br/>
-        <w:br/>
-        <w:t>Beavers build dams.</w:t>
-      </w:r>
-      <w:r>
-        <w:br/>
-        <w:br/>
-        <w:t>Plants alter soils.</w:t>
-      </w:r>
-      <w:r>
-        <w:br/>
-        <w:br/>
-        <w:t>Microbes change the surrounding chemistry.</w:t>
-      </w:r>
-      <w:r>
-        <w:br/>
-        <w:br/>
-        <w:t>Animals create social structures.</w:t>
-      </w:r>
-      <w:r>
-        <w:br/>
-        <w:br/>
-        <w:t>Humans build entire cities.</w:t>
-      </w:r>
-      <w:r>
-        <w:br/>
-        <w:br/>
-        <w:t>The modified environment then changes which traits are advantageous.</w:t>
-      </w:r>
-      <w:r>
-        <w:br/>
-        <w:br/>
-        <w:t>Evolution has produced organisms that change the very world in which evolution occurs.</w:t>
-      </w:r>
-      <w:r>
-        <w:br/>
-        <w:br/>
-        <w:t>That is another feedback loop.</w:t>
-      </w:r>
-    </w:p>
-    <w:p>
-      <w:pPr>
-        <w:pStyle w:val="Heading1"/>
-        <w:ind w:left="0" w:right="0" w:firstLine="0"/>
-        <w:jc w:val="center"/>
-      </w:pPr>
-      <w:r>
-        <w:t>Language Makes the Loop Bigger</w:t>
-      </w:r>
-    </w:p>
-    <w:p>
-      <w:pPr>
-        <w:ind w:left="0" w:right="0" w:firstLine="0"/>
-        <w:jc w:val="center"/>
-      </w:pPr>
-      <w:r>
-        <w:t>Language lets one brain put a representation into another brain.</w:t>
-      </w:r>
-      <w:r>
-        <w:br/>
-        <w:br/>
-        <w:t>You can tell me what you remember.</w:t>
-      </w:r>
-      <w:r>
-        <w:br/>
-        <w:br/>
-        <w:t>I can tell you what I think you remembered.</w:t>
-      </w:r>
-      <w:r>
-        <w:br/>
-        <w:br/>
-        <w:t>You can then respond to my interpretation.</w:t>
-      </w:r>
-      <w:r>
-        <w:br/>
-        <w:br/>
-        <w:t>Now we have a loop running between two self-modeling systems.</w:t>
-      </w:r>
-      <w:r>
-        <w:br/>
-        <w:br/>
-        <w:t>Language makes internal representations portable, able to travel from one head to another.</w:t>
-      </w:r>
-      <w:r>
-        <w:br/>
-        <w:br/>
-        <w:t>That is enormously powerful.</w:t>
-      </w:r>
-      <w:r>
-        <w:br/>
-        <w:br/>
-        <w:t>It also makes the strange loop social.</w:t>
-      </w:r>
-    </w:p>
-    <w:p>
-      <w:pPr>
-        <w:pStyle w:val="Heading1"/>
-        <w:ind w:left="0" w:right="0" w:firstLine="0"/>
-        <w:jc w:val="center"/>
-      </w:pPr>
-      <w:r>
-        <w:t>Culture Joins Evolution</w:t>
-      </w:r>
-    </w:p>
-    <w:p>
-      <w:pPr>
-        <w:ind w:left="0" w:right="0" w:firstLine="0"/>
-        <w:jc w:val="center"/>
-      </w:pPr>
-      <w:r>
-        <w:t>Once information can move between brains, evolution is no longer only biological.</w:t>
-      </w:r>
-      <w:r>
-        <w:br/>
-        <w:br/>
-        <w:t>Ideas can spread.</w:t>
-      </w:r>
-      <w:r>
-        <w:br/>
-        <w:br/>
-        <w:t>Words can change over time.</w:t>
-      </w:r>
-      <w:r>
-        <w:br/>
-        <w:br/>
-        <w:t>Tools can improve.</w:t>
-      </w:r>
-      <w:r>
-        <w:br/>
-        <w:br/>
-        <w:t>Customs can be copied from person to person.</w:t>
-      </w:r>
-      <w:r>
-        <w:br/>
-        <w:br/>
-        <w:t xml:space="preserve">A </w:t>
-      </w:r>
-      <w:r>
-        <w:rPr>
-          <w:b/>
-        </w:rPr>
-        <w:t>meme</w:t>
-      </w:r>
-      <w:r>
-        <w:t>, in the broad sense used here, is simply an idea or habit that spreads and changes as people copy it.</w:t>
-      </w:r>
-      <w:r>
-        <w:br/>
-        <w:br/>
-        <w:t>Think of how a catchy tune or a fashion spreads.</w:t>
-      </w:r>
-      <w:r>
-        <w:br/>
-        <w:br/>
-        <w:t>Memes can evolve through imitation and small variation, much like genes evolve through copying and mutation.</w:t>
-      </w:r>
-      <w:r>
-        <w:br/>
-        <w:br/>
-        <w:t>Cultural evolution can operate much faster than genetic evolution.</w:t>
-      </w:r>
-      <w:r>
-        <w:br/>
-        <w:br/>
-        <w:t>The result is another layer of inheritance.</w:t>
-      </w:r>
-      <w:r>
-        <w:br/>
-        <w:br/>
-        <w:t>Genes transmit biological information.</w:t>
-      </w:r>
-      <w:r>
-        <w:br/>
-        <w:br/>
-        <w:t>Culture transmits learned information.</w:t>
-      </w:r>
-      <w:r>
-        <w:br/>
-        <w:br/>
-        <w:t>Brains connect the two.</w:t>
-      </w:r>
-    </w:p>
-    <w:p>
-      <w:pPr>
-        <w:pStyle w:val="Heading1"/>
-        <w:ind w:left="0" w:right="0" w:firstLine="0"/>
-        <w:jc w:val="center"/>
-      </w:pPr>
-      <w:r>
-        <w:t>Analogy as an Evolutionary Tool</w:t>
-      </w:r>
-    </w:p>
-    <w:p>
-      <w:pPr>
-        <w:ind w:left="0" w:right="0" w:firstLine="0"/>
-        <w:jc w:val="center"/>
-      </w:pPr>
-      <w:r>
-        <w:t xml:space="preserve">Hofstadter and his co-author Emmanuel Sander argue that </w:t>
-      </w:r>
-      <w:r>
-        <w:rPr>
-          <w:b/>
-        </w:rPr>
-        <w:t>analogy</w:t>
-      </w:r>
-      <w:r>
-        <w:t xml:space="preserve"> is central to human thinking.</w:t>
-      </w:r>
-      <w:r>
-        <w:br/>
-        <w:br/>
-        <w:t>Analogy means spotting when two different things share the same underlying pattern.</w:t>
-      </w:r>
-      <w:r>
-        <w:br/>
-        <w:br/>
-        <w:t>From an evolutionary perspective, this makes sense.</w:t>
-      </w:r>
-      <w:r>
-        <w:br/>
-        <w:br/>
-        <w:t>If you have seen one dangerous situation, recognizing another situation with the same underlying pattern can save enormous time.</w:t>
-      </w:r>
-      <w:r>
-        <w:br/>
-        <w:br/>
-        <w:t>You do not need to experience every problem from scratch.</w:t>
-      </w:r>
-      <w:r>
-        <w:br/>
-        <w:br/>
-        <w:t>You can reuse structure you already learned.</w:t>
-      </w:r>
-      <w:r>
-        <w:br/>
-        <w:br/>
-        <w:t>Analogy is therefore a kind of mental shortcut, built from everything evolution already taught your ancestors.</w:t>
-      </w:r>
-    </w:p>
-    <w:p>
-      <w:pPr>
-        <w:pStyle w:val="Heading1"/>
-        <w:ind w:left="0" w:right="0" w:firstLine="0"/>
-        <w:jc w:val="center"/>
-      </w:pPr>
-      <w:r>
-        <w:t>Creativity From Old Pieces</w:t>
-      </w:r>
-    </w:p>
-    <w:p>
-      <w:pPr>
-        <w:ind w:left="0" w:right="0" w:firstLine="0"/>
-        <w:jc w:val="center"/>
-      </w:pPr>
-      <w:r>
-        <w:t>Evolution rarely creates biological structures from nothing.</w:t>
-      </w:r>
-      <w:r>
-        <w:br/>
-        <w:br/>
-        <w:t>It modifies what already exists.</w:t>
-      </w:r>
-      <w:r>
-        <w:br/>
-        <w:br/>
-        <w:t>Bones become different structures.</w:t>
-      </w:r>
-      <w:r>
-        <w:br/>
-        <w:br/>
-        <w:t>Old genes acquire new functions.</w:t>
-      </w:r>
-      <w:r>
-        <w:br/>
-        <w:br/>
-        <w:t>Existing behaviors get repurposed for new jobs.</w:t>
-      </w:r>
-      <w:r>
-        <w:br/>
-        <w:br/>
-        <w:t>Human creativity often works the same way.</w:t>
-      </w:r>
-      <w:r>
-        <w:br/>
-        <w:br/>
-        <w:t>We combine old ideas.</w:t>
-      </w:r>
-      <w:r>
-        <w:br/>
-        <w:br/>
-        <w:t>We borrow patterns.</w:t>
-      </w:r>
-      <w:r>
-        <w:br/>
-        <w:br/>
-        <w:t>We transform familiar structures into new ones.</w:t>
-      </w:r>
-      <w:r>
-        <w:br/>
-        <w:br/>
-        <w:t>Perhaps creativity feels mysterious partly because the combinations can become far more complicated than their original ingredients.</w:t>
-      </w:r>
-    </w:p>
-    <w:p>
-      <w:pPr>
-        <w:pStyle w:val="Heading1"/>
-        <w:ind w:left="0" w:right="0" w:firstLine="0"/>
-        <w:jc w:val="center"/>
-      </w:pPr>
-      <w:r>
-        <w:t>Translation Is Information Surviving a Change of Form</w:t>
+        <w:t>Information That Changes Form</w:t>
       </w:r>
     </w:p>
     <w:p>
@@ -1261,23 +1032,9 @@
         <w:br/>
         <w:t>At each stage, something is preserved and something is transformed.</w:t>
       </w:r>
-    </w:p>
-    <w:p>
-      <w:pPr>
-        <w:pStyle w:val="Heading1"/>
-        <w:ind w:left="0" w:right="0" w:firstLine="0"/>
-        <w:jc w:val="center"/>
-      </w:pPr>
       <w:r>
-        <w:t>The Genetic Code Is Already a Translation System</w:t>
-      </w:r>
-    </w:p>
-    <w:p>
-      <w:pPr>
-        <w:ind w:left="0" w:right="0" w:firstLine="0"/>
-        <w:jc w:val="center"/>
-      </w:pPr>
-      <w:r>
+        <w:br/>
+        <w:br/>
         <w:t>The genetic code is literally a mapping between two symbolic systems, one set of symbols standing in for another.</w:t>
       </w:r>
       <w:r>
@@ -1318,61 +1075,12 @@
     </w:p>
     <w:p>
       <w:pPr>
-        <w:pStyle w:val="Heading1"/>
+        <w:pStyle w:val="Heading2"/>
         <w:ind w:left="0" w:right="0" w:firstLine="0"/>
         <w:jc w:val="center"/>
       </w:pPr>
       <w:r>
-        <w:t>AI Arrives Late to the Party</w:t>
-      </w:r>
-    </w:p>
-    <w:p>
-      <w:pPr>
-        <w:ind w:left="0" w:right="0" w:firstLine="0"/>
-        <w:jc w:val="center"/>
-      </w:pPr>
-      <w:r>
-        <w:t>Artificial intelligence means machines built to do things that once seemed to need a mind.</w:t>
-      </w:r>
-      <w:r>
-        <w:br/>
-        <w:br/>
-        <w:t>Hofstadter's work on AI asks how such systems might reproduce aspects of human thought.</w:t>
-      </w:r>
-      <w:r>
-        <w:br/>
-        <w:br/>
-        <w:t>From an evolutionary perspective, AI is fascinating because humans are themselves products of evolution.</w:t>
-      </w:r>
-      <w:r>
-        <w:br/>
-        <w:br/>
-        <w:t>We have built machines that can manipulate representations, recognize patterns, generate analogies, and learn.</w:t>
-      </w:r>
-      <w:r>
-        <w:br/>
-        <w:br/>
-        <w:t>Evolution produced the pattern-recognizing machine: you.</w:t>
-      </w:r>
-      <w:r>
-        <w:br/>
-        <w:br/>
-        <w:t>That pattern-recognizing machine is now building new pattern-recognizing machines of its own.</w:t>
-      </w:r>
-      <w:r>
-        <w:br/>
-        <w:br/>
-        <w:t>The loop is getting crowded.</w:t>
-      </w:r>
-    </w:p>
-    <w:p>
-      <w:pPr>
-        <w:pStyle w:val="Heading1"/>
-        <w:ind w:left="0" w:right="0" w:firstLine="0"/>
-        <w:jc w:val="center"/>
-      </w:pPr>
-      <w:r>
-        <w:t>The Big Question: Did Evolution Need Consciousness?</w:t>
+        <w:t>Did Evolution Need Consciousness?</w:t>
       </w:r>
     </w:p>
     <w:p>
@@ -1428,100 +1136,45 @@
         <w:br/>
         <w:t>Evolution may nevertheless have produced it anyway.</w:t>
       </w:r>
-    </w:p>
-    <w:p>
-      <w:pPr>
-        <w:pStyle w:val="Heading1"/>
-        <w:ind w:left="0" w:right="0" w:firstLine="0"/>
-        <w:jc w:val="center"/>
-      </w:pPr>
       <w:r>
-        <w:t>Where Does the Self Begin?</w:t>
+        <w:br/>
+        <w:br/>
+        <w:t>Artificial intelligence means machines built to do things that once seemed to need a mind.</w:t>
+      </w:r>
+      <w:r>
+        <w:br/>
+        <w:br/>
+        <w:t>Hofstadter's work on AI asks how such systems might reproduce aspects of human thought.</w:t>
+      </w:r>
+      <w:r>
+        <w:br/>
+        <w:br/>
+        <w:t>From an evolutionary perspective, AI is fascinating because humans are themselves products of evolution.</w:t>
+      </w:r>
+      <w:r>
+        <w:br/>
+        <w:br/>
+        <w:t>We have built machines that can manipulate representations, recognize patterns, generate analogies, and learn.</w:t>
+      </w:r>
+      <w:r>
+        <w:br/>
+        <w:br/>
+        <w:t>Evolution produced the pattern-recognizing machine: you.</w:t>
+      </w:r>
+      <w:r>
+        <w:br/>
+        <w:br/>
+        <w:t>That pattern-recognizing machine is now building new pattern-recognizing machines of its own.</w:t>
+      </w:r>
+      <w:r>
+        <w:br/>
+        <w:br/>
+        <w:t>The loop is getting crowded.</w:t>
       </w:r>
     </w:p>
     <w:p>
       <w:pPr>
-        <w:ind w:left="0" w:right="0" w:firstLine="0"/>
-        <w:jc w:val="center"/>
-      </w:pPr>
-      <w:r>
-        <w:t>There may be no single moment when the self appears.</w:t>
-      </w:r>
-      <w:r>
-        <w:br/>
-        <w:br/>
-        <w:t>There is no evolutionary generation in which an animal suddenly receives a certificate saying:</w:t>
-      </w:r>
-      <w:r>
-        <w:br/>
-        <w:br/>
-        <w:t>“Congratulations. You now have a self.”</w:t>
-      </w:r>
-      <w:r>
-        <w:br/>
-        <w:br/>
-        <w:t>Instead, there may be layers, each one added on top of the last.</w:t>
-      </w:r>
-      <w:r>
-        <w:br/>
-        <w:br/>
-        <w:t>Body regulation.</w:t>
-      </w:r>
-      <w:r>
-        <w:br/>
-        <w:br/>
-        <w:t>Sensory integration, combining sight, sound, and touch into one picture.</w:t>
-      </w:r>
-      <w:r>
-        <w:br/>
-        <w:br/>
-        <w:t>Memory.</w:t>
-      </w:r>
-      <w:r>
-        <w:br/>
-        <w:br/>
-        <w:t>Prediction.</w:t>
-      </w:r>
-      <w:r>
-        <w:br/>
-        <w:br/>
-        <w:t>Social awareness.</w:t>
-      </w:r>
-      <w:r>
-        <w:br/>
-        <w:br/>
-        <w:t>Self-recognition.</w:t>
-      </w:r>
-      <w:r>
-        <w:br/>
-        <w:br/>
-        <w:t>Language.</w:t>
-      </w:r>
-      <w:r>
-        <w:br/>
-        <w:br/>
-        <w:t>Autobiographical memory, the story you tell yourself about your own life.</w:t>
-      </w:r>
-      <w:r>
-        <w:rPr>
-          <w:b/>
-        </w:rPr>
-        <w:br/>
-        <w:br/>
-        <w:t>Meta-cognition</w:t>
-      </w:r>
-      <w:r>
-        <w:t>, thinking about your own thinking.</w:t>
-      </w:r>
-      <w:r>
-        <w:br/>
-        <w:br/>
-        <w:t>The strange loop could have been assembled piece by piece.</w:t>
-      </w:r>
-    </w:p>
-    <w:p>
-      <w:pPr>
-        <w:pStyle w:val="Heading1"/>
+        <w:pStyle w:val="Heading2"/>
         <w:ind w:left="0" w:right="0" w:firstLine="0"/>
         <w:jc w:val="center"/>
       </w:pPr>
@@ -1584,56 +1237,22 @@
       <w:r>
         <w:br/>
         <w:br/>
-        <w:t>Evolution has a sense of humor.</w:t>
+        <w:t>Evolution has no sense of humor whatsoever.</w:t>
       </w:r>
       <w:r>
         <w:br/>
         <w:br/>
-        <w:t>Or rather, evolution has no sense of humor whatsoever.</w:t>
+        <w:t>Which somehow makes the result funnier.</w:t>
       </w:r>
       <w:r>
         <w:br/>
         <w:br/>
-        <w:t>Which somehow makes the result funnier.</w:t>
-      </w:r>
-    </w:p>
-    <w:p>
-      <w:pPr>
-        <w:pStyle w:val="Heading1"/>
-        <w:ind w:left="0" w:right="0" w:firstLine="0"/>
-        <w:jc w:val="center"/>
-      </w:pPr>
-      <w:r>
-        <w:t>One Last Loop</w:t>
-      </w:r>
-    </w:p>
-    <w:p>
-      <w:pPr>
-        <w:ind w:left="0" w:right="0" w:firstLine="0"/>
-        <w:jc w:val="center"/>
-      </w:pPr>
-      <w:r>
-        <w:t>The strange loop may not be something evolution discovered on purpose.</w:t>
+        <w:t>The strange loop was not something evolution discovered on purpose.</w:t>
       </w:r>
       <w:r>
         <w:br/>
         <w:br/>
-        <w:t>It may be something evolution simply stumbled into.</w:t>
-      </w:r>
-      <w:r>
-        <w:br/>
-        <w:br/>
-        <w:t>A system that predicts its environment becomes more useful.</w:t>
-      </w:r>
-      <w:r>
-        <w:br/>
-        <w:br/>
-        <w:t>A system that predicts other organisms becomes more useful still.</w:t>
-      </w:r>
-      <w:r>
-        <w:br/>
-        <w:br/>
-        <w:t>A system that predicts itself can become more useful yet again.</w:t>
+        <w:t>It stumbled into it, one useful prediction at a time.</w:t>
       </w:r>
       <w:r>
         <w:br/>
@@ -2123,16 +1742,17 @@
     <w:pPr>
       <w:keepNext/>
       <w:keepLines/>
-      <w:spacing w:before="200" w:after="0"/>
+      <w:spacing w:before="480" w:after="0"/>
+      <w:jc w:val="center"/>
       <w:outlineLvl w:val="1"/>
     </w:pPr>
     <w:rPr>
-      <w:rFonts w:asciiTheme="majorHAnsi" w:eastAsiaTheme="majorEastAsia" w:hAnsiTheme="majorHAnsi" w:cstheme="majorBidi"/>
+      <w:rFonts w:ascii="Amazon Ember" w:hAnsi="Amazon Ember" w:cs="Amazon Ember"/>
       <w:b/>
       <w:bCs/>
-      <w:color w:val="4F81BD" w:themeColor="accent1"/>
-      <w:sz w:val="26"/>
-      <w:szCs w:val="26"/>
+      <w:color w:val="0000FF"/>
+      <w:sz w:val="36"/>
+      <w:szCs w:val="36"/>
     </w:rPr>
   </w:style>
   <w:style w:type="paragraph" w:styleId="Heading3">
@@ -2340,12 +1960,12 @@
     <w:uiPriority w:val="9"/>
     <w:rsid w:val="00FC693F"/>
     <w:rPr>
-      <w:rFonts w:asciiTheme="majorHAnsi" w:eastAsiaTheme="majorEastAsia" w:hAnsiTheme="majorHAnsi" w:cstheme="majorBidi"/>
+      <w:rFonts w:ascii="Amazon Ember" w:hAnsi="Amazon Ember" w:cs="Amazon Ember"/>
       <w:b/>
       <w:bCs/>
-      <w:color w:val="365F91" w:themeColor="accent1" w:themeShade="BF"/>
-      <w:sz w:val="28"/>
-      <w:szCs w:val="28"/>
+      <w:color w:val="0000FF"/>
+      <w:sz w:val="36"/>
+      <w:szCs w:val="36"/>
     </w:rPr>
   </w:style>
   <w:style w:type="character" w:customStyle="1" w:styleId="Heading2Char">
@@ -2355,12 +1975,12 @@
     <w:uiPriority w:val="9"/>
     <w:rsid w:val="00FC693F"/>
     <w:rPr>
-      <w:rFonts w:asciiTheme="majorHAnsi" w:eastAsiaTheme="majorEastAsia" w:hAnsiTheme="majorHAnsi" w:cstheme="majorBidi"/>
+      <w:rFonts w:ascii="Amazon Ember" w:hAnsi="Amazon Ember" w:cs="Amazon Ember"/>
       <w:b/>
       <w:bCs/>
-      <w:color w:val="4F81BD" w:themeColor="accent1"/>
-      <w:sz w:val="26"/>
-      <w:szCs w:val="26"/>
+      <w:color w:val="0000FF"/>
+      <w:sz w:val="36"/>
+      <w:szCs w:val="36"/>
     </w:rPr>
   </w:style>
   <w:style w:type="character" w:customStyle="1" w:styleId="Heading3Char">
@@ -13725,6 +13345,46 @@
         <w:shd w:val="clear" w:color="auto" w:fill="FBCAA2" w:themeFill="accent6" w:themeFillTint="7F"/>
       </w:tcPr>
     </w:tblStylePr>
+  </w:style>
+  <w:style w:type="paragraph" w:customStyle="1" w:styleId="ChapterLabel">
+    <w:name w:val="Chapter Label"/>
+    <w:basedOn w:val="Normal"/>
+    <w:next w:val="Normal"/>
+    <w:qFormat/>
+    <w:pPr>
+      <w:keepNext/>
+      <w:keepLines/>
+      <w:spacing w:before="480" w:after="0"/>
+      <w:jc w:val="center"/>
+    </w:pPr>
+    <w:rPr>
+      <w:rFonts w:ascii="Amazon Ember" w:hAnsi="Amazon Ember" w:cs="Amazon Ember"/>
+      <w:b/>
+      <w:bCs/>
+      <w:color w:val="0000FF"/>
+      <w:sz w:val="36"/>
+      <w:szCs w:val="36"/>
+    </w:rPr>
+  </w:style>
+  <w:style w:type="paragraph" w:customStyle="1" w:styleId="PartTitle">
+    <w:name w:val="Part Title"/>
+    <w:basedOn w:val="Normal"/>
+    <w:next w:val="Normal"/>
+    <w:qFormat/>
+    <w:pPr>
+      <w:keepNext/>
+      <w:keepLines/>
+      <w:spacing w:before="480" w:after="0"/>
+      <w:jc w:val="center"/>
+    </w:pPr>
+    <w:rPr>
+      <w:rFonts w:ascii="Amazon Ember" w:hAnsi="Amazon Ember" w:cs="Amazon Ember"/>
+      <w:b/>
+      <w:bCs/>
+      <w:color w:val="0000FF"/>
+      <w:sz w:val="36"/>
+      <w:szCs w:val="36"/>
+    </w:rPr>
   </w:style>
 </w:styles>
 </file>

--- a/Evolution/chapters/23 - Evolution and the Strange Loop - Hofstadter.docx
+++ b/Evolution/chapters/23 - Evolution and the Strange Loop - Hofstadter.docx
@@ -9,7 +9,7 @@
         <w:jc w:val="center"/>
       </w:pPr>
       <w:r>
-        <w:t>Life: Science for Everyone</w:t>
+        <w:t>Life: Evolution</w:t>
       </w:r>
     </w:p>
     <w:p>
